--- a/docs/PAS-API-Guide.docx
+++ b/docs/PAS-API-Guide.docx
@@ -226,6 +226,78 @@
       </w:pPr>
       <w:r>
         <w:t xml:space="preserve">This guide replaces the earlier PAS guide and follows the current code. Section 13 lists the code changes it reflects.</w:t>
+      </w:r>
+    </w:p>
+    <w:p>
+      <w:pPr>
+        <w:pStyle w:val="BlockText"/>
+      </w:pPr>
+      <w:r>
+        <w:rPr>
+          <w:bCs/>
+          <w:b/>
+        </w:rPr>
+        <w:t xml:space="preserve">Updated Oct 9, 2026 (later the same day).</w:t>
+      </w:r>
+      <w:r>
+        <w:t xml:space="preserve"> </w:t>
+      </w:r>
+      <w:r>
+        <w:t xml:space="preserve">The payer id and the member id now come only from the patient's insurance in the EHR; table</w:t>
+      </w:r>
+      <w:r>
+        <w:t xml:space="preserve"> </w:t>
+      </w:r>
+      <w:r>
+        <w:rPr>
+          <w:rStyle w:val="VerbatimChar"/>
+        </w:rPr>
+        <w:t xml:space="preserve">PA_PAYER</w:t>
+      </w:r>
+      <w:r>
+        <w:t xml:space="preserve"> </w:t>
+      </w:r>
+      <w:r>
+        <w:t xml:space="preserve">no longer has</w:t>
+      </w:r>
+      <w:r>
+        <w:t xml:space="preserve"> </w:t>
+      </w:r>
+      <w:r>
+        <w:rPr>
+          <w:rStyle w:val="VerbatimChar"/>
+        </w:rPr>
+        <w:t xml:space="preserve">PAYER_IDENTIFIER</w:t>
+      </w:r>
+      <w:r>
+        <w:t xml:space="preserve">,</w:t>
+      </w:r>
+      <w:r>
+        <w:t xml:space="preserve"> </w:t>
+      </w:r>
+      <w:r>
+        <w:rPr>
+          <w:rStyle w:val="VerbatimChar"/>
+        </w:rPr>
+        <w:t xml:space="preserve">MEMBER_ID_SYSTEM</w:t>
+      </w:r>
+      <w:r>
+        <w:t xml:space="preserve"> </w:t>
+      </w:r>
+      <w:r>
+        <w:t xml:space="preserve">and</w:t>
+      </w:r>
+      <w:r>
+        <w:t xml:space="preserve"> </w:t>
+      </w:r>
+      <w:r>
+        <w:rPr>
+          <w:rStyle w:val="VerbatimChar"/>
+        </w:rPr>
+        <w:t xml:space="preserve">PAYER_ID_SYSTEM</w:t>
+      </w:r>
+      <w:r>
+        <w:t xml:space="preserve">. Orders are service and medication orders only (no device orders). When a patient has more than one active insurance and none is chosen, the gateway answers 422 instead of picking one. The Word guides named "PayerGatewayWebAPI - ... API Guide.docx" in this folder are the complete, current description.</w:t>
       </w:r>
     </w:p>
     <w:bookmarkStart w:id="20" w:name="what-this-step-does"/>
@@ -2181,7 +2253,7 @@
               <w:rPr>
                 <w:sz w:val="19"/>
               </w:rPr>
-              <w:t xml:space="preserve">Insurance to use. Empty = the orders' insurance, else the first active coverage</w:t>
+              <w:t xml:space="preserve">Insurance to use. Empty = the orders' insurance, else the patient's only active insurance. With more than one active insurance and none named by the orders: 422</w:t>
             </w:r>
           </w:p>
         </w:tc>
@@ -13562,6 +13634,18 @@
             </w:pPr>
             <w:r>
               <w:rPr>
+                <w:sz w:val="19"/>
+              </w:rPr>
+              <w:t xml:space="preserve">Chooses the payer to call.</w:t>
+            </w:r>
+            <w:r>
+              <w:rPr>
+                <w:sz w:val="19"/>
+              </w:rPr>
+              <w:t xml:space="preserve"> </w:t>
+            </w:r>
+            <w:r>
+              <w:rPr>
                 <w:rStyle w:val="VerbatimChar"/>
                 <w:sz w:val="17"/>
               </w:rPr>
@@ -13577,64 +13661,26 @@
               <w:rPr>
                 <w:sz w:val="19"/>
               </w:rPr>
-              <w:t xml:space="preserve">= an Organization built from</w:t>
-            </w:r>
-            <w:r>
-              <w:rPr>
-                <w:sz w:val="19"/>
-              </w:rPr>
-              <w:t xml:space="preserve"> </w:t>
-            </w:r>
-            <w:r>
-              <w:rPr>
-                <w:rStyle w:val="VerbatimChar"/>
-                <w:sz w:val="17"/>
-              </w:rPr>
-              <w:t xml:space="preserve">PA_PAYER</w:t>
-            </w:r>
-            <w:r>
-              <w:rPr>
-                <w:sz w:val="19"/>
-              </w:rPr>
-              <w:t xml:space="preserve"> </w:t>
-            </w:r>
-            <w:r>
-              <w:rPr>
-                <w:sz w:val="19"/>
-              </w:rPr>
-              <w:t xml:space="preserve">(</w:t>
-            </w:r>
-            <w:r>
-              <w:rPr>
-                <w:rStyle w:val="VerbatimChar"/>
-                <w:sz w:val="17"/>
-              </w:rPr>
-              <w:t xml:space="preserve">PAYER_IDENTIFIER</w:t>
-            </w:r>
-            <w:r>
-              <w:rPr>
-                <w:sz w:val="19"/>
-              </w:rPr>
-              <w:t xml:space="preserve">,</w:t>
-            </w:r>
-            <w:r>
-              <w:rPr>
-                <w:sz w:val="19"/>
-              </w:rPr>
-              <w:t xml:space="preserve"> </w:t>
-            </w:r>
-            <w:r>
-              <w:rPr>
-                <w:rStyle w:val="VerbatimChar"/>
-                <w:sz w:val="17"/>
-              </w:rPr>
-              <w:t xml:space="preserve">PAYER_ID_SYSTEM</w:t>
-            </w:r>
-            <w:r>
-              <w:rPr>
-                <w:sz w:val="19"/>
-              </w:rPr>
-              <w:t xml:space="preserve">)</w:t>
+              <w:t xml:space="preserve">= an Organization built from the patient's insurance (payer name and payer id,</w:t>
+            </w:r>
+            <w:r>
+              <w:rPr>
+                <w:sz w:val="19"/>
+              </w:rPr>
+              <w:t xml:space="preserve"> </w:t>
+            </w:r>
+            <w:r>
+              <w:rPr>
+                <w:rStyle w:val="VerbatimChar"/>
+                <w:sz w:val="17"/>
+              </w:rPr>
+              <w:t xml:space="preserve">Coverage.payor</w:t>
+            </w:r>
+            <w:r>
+              <w:rPr>
+                <w:sz w:val="19"/>
+              </w:rPr>
+              <w:t xml:space="preserve">); no identifier when the insurance has no payer id</w:t>
             </w:r>
           </w:p>
         </w:tc>
@@ -13856,20 +13902,7 @@
               <w:rPr>
                 <w:sz w:val="19"/>
               </w:rPr>
-              <w:t xml:space="preserve">, focal. The member id system is set to</w:t>
-            </w:r>
-            <w:r>
-              <w:rPr>
-                <w:sz w:val="19"/>
-              </w:rPr>
-              <w:t xml:space="preserve"> </w:t>
-            </w:r>
-            <w:r>
-              <w:rPr>
-                <w:rStyle w:val="VerbatimChar"/>
-                <w:sz w:val="17"/>
-              </w:rPr>
-              <w:t xml:space="preserve">PA_PAYER.MEMBER_ID_SYSTEM</w:t>
+              <w:t xml:space="preserve">, focal. The Coverage is sent as the FHIR API returns it; the gateway adds no identifier system</w:t>
             </w:r>
           </w:p>
         </w:tc>
@@ -15445,8 +15478,8 @@
         </w:tblCellMar>
       </w:tblPr>
       <w:tblGrid>
-        <w:gridCol w:w="6640"/>
-        <w:gridCol w:w="2998"/>
+        <w:gridCol w:w="5577"/>
+        <w:gridCol w:w="4061"/>
       </w:tblGrid>
       <w:tr>
         <w:trPr>
@@ -15455,7 +15488,7 @@
         </w:trPr>
         <w:tc>
           <w:tcPr>
-            <w:tcW w:w="6640" w:type="dxa"/>
+            <w:tcW w:w="5577" w:type="dxa"/>
             <w:shd w:val="clear" w:color="auto" w:fill="DCE6F2"/>
           </w:tcPr>
           <w:p>
@@ -15476,7 +15509,7 @@
         </w:tc>
         <w:tc>
           <w:tcPr>
-            <w:tcW w:w="2998" w:type="dxa"/>
+            <w:tcW w:w="4061" w:type="dxa"/>
             <w:shd w:val="clear" w:color="auto" w:fill="DCE6F2"/>
           </w:tcPr>
           <w:p>
@@ -15502,7 +15535,7 @@
         </w:trPr>
         <w:tc>
           <w:tcPr>
-            <w:tcW w:w="6640" w:type="dxa"/>
+            <w:tcW w:w="5577" w:type="dxa"/>
           </w:tcPr>
           <w:p>
             <w:pPr>
@@ -15520,7 +15553,7 @@
         </w:tc>
         <w:tc>
           <w:tcPr>
-            <w:tcW w:w="2998" w:type="dxa"/>
+            <w:tcW w:w="4061" w:type="dxa"/>
           </w:tcPr>
           <w:p>
             <w:pPr>
@@ -15556,19 +15589,19 @@
         </w:trPr>
         <w:tc>
           <w:tcPr>
-            <w:tcW w:w="6640" w:type="dxa"/>
-          </w:tcPr>
-          <w:p>
-            <w:pPr>
-              <w:pStyle w:val="Compact"/>
-              <w:spacing w:before="0" w:after="0"/>
-              <w:jc w:val="left"/>
-            </w:pPr>
-            <w:r>
-              <w:rPr>
-                <w:sz w:val="19"/>
-              </w:rPr>
-              <w:t xml:space="preserve">DeviceRequest, or a code starting with</w:t>
+            <w:tcW w:w="5577" w:type="dxa"/>
+          </w:tcPr>
+          <w:p>
+            <w:pPr>
+              <w:pStyle w:val="Compact"/>
+              <w:spacing w:before="0" w:after="0"/>
+              <w:jc w:val="left"/>
+            </w:pPr>
+            <w:r>
+              <w:rPr>
+                <w:sz w:val="19"/>
+              </w:rPr>
+              <w:t xml:space="preserve">A code starting with</w:t>
             </w:r>
             <w:r>
               <w:rPr>
@@ -15612,7 +15645,7 @@
         </w:tc>
         <w:tc>
           <w:tcPr>
-            <w:tcW w:w="2998" w:type="dxa"/>
+            <w:tcW w:w="4061" w:type="dxa"/>
           </w:tcPr>
           <w:p>
             <w:pPr>
@@ -15648,7 +15681,7 @@
         </w:trPr>
         <w:tc>
           <w:tcPr>
-            <w:tcW w:w="6640" w:type="dxa"/>
+            <w:tcW w:w="5577" w:type="dxa"/>
           </w:tcPr>
           <w:p>
             <w:pPr>
@@ -15666,7 +15699,7 @@
         </w:tc>
         <w:tc>
           <w:tcPr>
-            <w:tcW w:w="2998" w:type="dxa"/>
+            <w:tcW w:w="4061" w:type="dxa"/>
           </w:tcPr>
           <w:p>
             <w:pPr>
@@ -15702,7 +15735,7 @@
         </w:trPr>
         <w:tc>
           <w:tcPr>
-            <w:tcW w:w="6640" w:type="dxa"/>
+            <w:tcW w:w="5577" w:type="dxa"/>
           </w:tcPr>
           <w:p>
             <w:pPr>
@@ -15720,7 +15753,7 @@
         </w:tc>
         <w:tc>
           <w:tcPr>
-            <w:tcW w:w="2998" w:type="dxa"/>
+            <w:tcW w:w="4061" w:type="dxa"/>
           </w:tcPr>
           <w:p>
             <w:pPr>
@@ -15756,7 +15789,7 @@
         </w:trPr>
         <w:tc>
           <w:tcPr>
-            <w:tcW w:w="6640" w:type="dxa"/>
+            <w:tcW w:w="5577" w:type="dxa"/>
           </w:tcPr>
           <w:p>
             <w:pPr>
@@ -15774,7 +15807,7 @@
         </w:tc>
         <w:tc>
           <w:tcPr>
-            <w:tcW w:w="2998" w:type="dxa"/>
+            <w:tcW w:w="4061" w:type="dxa"/>
           </w:tcPr>
           <w:p>
             <w:pPr>
@@ -15810,7 +15843,7 @@
         </w:trPr>
         <w:tc>
           <w:tcPr>
-            <w:tcW w:w="6640" w:type="dxa"/>
+            <w:tcW w:w="5577" w:type="dxa"/>
           </w:tcPr>
           <w:p>
             <w:pPr>
@@ -15828,7 +15861,7 @@
         </w:tc>
         <w:tc>
           <w:tcPr>
-            <w:tcW w:w="2998" w:type="dxa"/>
+            <w:tcW w:w="4061" w:type="dxa"/>
           </w:tcPr>
           <w:p>
             <w:pPr>
@@ -15864,7 +15897,7 @@
         </w:trPr>
         <w:tc>
           <w:tcPr>
-            <w:tcW w:w="6640" w:type="dxa"/>
+            <w:tcW w:w="5577" w:type="dxa"/>
           </w:tcPr>
           <w:p>
             <w:pPr>
@@ -15882,7 +15915,7 @@
         </w:tc>
         <w:tc>
           <w:tcPr>
-            <w:tcW w:w="2998" w:type="dxa"/>
+            <w:tcW w:w="4061" w:type="dxa"/>
           </w:tcPr>
           <w:p>
             <w:pPr>
@@ -18333,9 +18366,9 @@
         </w:tblCellMar>
       </w:tblPr>
       <w:tblGrid>
-        <w:gridCol w:w="3396"/>
-        <w:gridCol w:w="3953"/>
-        <w:gridCol w:w="2289"/>
+        <w:gridCol w:w="3516"/>
+        <w:gridCol w:w="3924"/>
+        <w:gridCol w:w="2198"/>
       </w:tblGrid>
       <w:tr>
         <w:trPr>
@@ -18344,7 +18377,7 @@
         </w:trPr>
         <w:tc>
           <w:tcPr>
-            <w:tcW w:w="3396" w:type="dxa"/>
+            <w:tcW w:w="3516" w:type="dxa"/>
             <w:shd w:val="clear" w:color="auto" w:fill="DCE6F2"/>
           </w:tcPr>
           <w:p>
@@ -18365,7 +18398,7 @@
         </w:tc>
         <w:tc>
           <w:tcPr>
-            <w:tcW w:w="3953" w:type="dxa"/>
+            <w:tcW w:w="3924" w:type="dxa"/>
             <w:shd w:val="clear" w:color="auto" w:fill="DCE6F2"/>
           </w:tcPr>
           <w:p>
@@ -18386,7 +18419,7 @@
         </w:tc>
         <w:tc>
           <w:tcPr>
-            <w:tcW w:w="2289" w:type="dxa"/>
+            <w:tcW w:w="2198" w:type="dxa"/>
             <w:shd w:val="clear" w:color="auto" w:fill="DCE6F2"/>
           </w:tcPr>
           <w:p>
@@ -18412,7 +18445,7 @@
         </w:trPr>
         <w:tc>
           <w:tcPr>
-            <w:tcW w:w="3396" w:type="dxa"/>
+            <w:tcW w:w="3516" w:type="dxa"/>
           </w:tcPr>
           <w:p>
             <w:pPr>
@@ -18456,7 +18489,7 @@
         </w:tc>
         <w:tc>
           <w:tcPr>
-            <w:tcW w:w="3953" w:type="dxa"/>
+            <w:tcW w:w="3924" w:type="dxa"/>
           </w:tcPr>
           <w:p>
             <w:pPr>
@@ -18475,7 +18508,7 @@
         </w:tc>
         <w:tc>
           <w:tcPr>
-            <w:tcW w:w="2289" w:type="dxa"/>
+            <w:tcW w:w="2198" w:type="dxa"/>
           </w:tcPr>
           <w:p>
             <w:pPr>
@@ -18567,7 +18600,7 @@
         </w:trPr>
         <w:tc>
           <w:tcPr>
-            <w:tcW w:w="3396" w:type="dxa"/>
+            <w:tcW w:w="3516" w:type="dxa"/>
           </w:tcPr>
           <w:p>
             <w:pPr>
@@ -18586,7 +18619,7 @@
         </w:tc>
         <w:tc>
           <w:tcPr>
-            <w:tcW w:w="3953" w:type="dxa"/>
+            <w:tcW w:w="3924" w:type="dxa"/>
           </w:tcPr>
           <w:p>
             <w:pPr>
@@ -18604,7 +18637,7 @@
         </w:tc>
         <w:tc>
           <w:tcPr>
-            <w:tcW w:w="2289" w:type="dxa"/>
+            <w:tcW w:w="2198" w:type="dxa"/>
           </w:tcPr>
           <w:p>
             <w:pPr>
@@ -18627,57 +18660,56 @@
         </w:trPr>
         <w:tc>
           <w:tcPr>
-            <w:tcW w:w="3396" w:type="dxa"/>
-          </w:tcPr>
-          <w:p>
-            <w:pPr>
-              <w:pStyle w:val="Compact"/>
-              <w:spacing w:before="0" w:after="0"/>
-              <w:jc w:val="left"/>
-            </w:pPr>
-            <w:r>
-              <w:rPr>
-                <w:rStyle w:val="VerbatimChar"/>
-                <w:sz w:val="17"/>
-              </w:rPr>
-              <w:t xml:space="preserve">PA_PAYER.PAYER_IDENTIFIER</w:t>
-            </w:r>
-            <w:r>
-              <w:rPr>
-                <w:sz w:val="19"/>
-              </w:rPr>
-              <w:t xml:space="preserve">,</w:t>
-            </w:r>
-            <w:r>
-              <w:rPr>
-                <w:sz w:val="19"/>
-              </w:rPr>
-              <w:t xml:space="preserve"> </w:t>
-            </w:r>
-            <w:r>
-              <w:rPr>
-                <w:rStyle w:val="VerbatimChar"/>
-                <w:sz w:val="17"/>
-              </w:rPr>
-              <w:t xml:space="preserve">PAYER_ID_SYSTEM</w:t>
-            </w:r>
-          </w:p>
-        </w:tc>
-        <w:tc>
-          <w:tcPr>
-            <w:tcW w:w="3953" w:type="dxa"/>
-          </w:tcPr>
-          <w:p>
-            <w:pPr>
-              <w:pStyle w:val="Compact"/>
-              <w:spacing w:before="0" w:after="0"/>
-              <w:jc w:val="left"/>
-            </w:pPr>
-          </w:p>
-        </w:tc>
-        <w:tc>
-          <w:tcPr>
-            <w:tcW w:w="2289" w:type="dxa"/>
+            <w:tcW w:w="3516" w:type="dxa"/>
+          </w:tcPr>
+          <w:p>
+            <w:pPr>
+              <w:pStyle w:val="Compact"/>
+              <w:spacing w:before="0" w:after="0"/>
+              <w:jc w:val="left"/>
+            </w:pPr>
+            <w:r>
+              <w:rPr>
+                <w:sz w:val="19"/>
+              </w:rPr>
+              <w:t xml:space="preserve">The payer id of the patient's insurance (FHIR API,</w:t>
+            </w:r>
+            <w:r>
+              <w:rPr>
+                <w:sz w:val="19"/>
+              </w:rPr>
+              <w:t xml:space="preserve"> </w:t>
+            </w:r>
+            <w:r>
+              <w:rPr>
+                <w:rStyle w:val="VerbatimChar"/>
+                <w:sz w:val="17"/>
+              </w:rPr>
+              <w:t xml:space="preserve">Coverage.payor.identifier</w:t>
+            </w:r>
+            <w:r>
+              <w:rPr>
+                <w:sz w:val="19"/>
+              </w:rPr>
+              <w:t xml:space="preserve">)</w:t>
+            </w:r>
+          </w:p>
+        </w:tc>
+        <w:tc>
+          <w:tcPr>
+            <w:tcW w:w="3924" w:type="dxa"/>
+          </w:tcPr>
+          <w:p>
+            <w:pPr>
+              <w:pStyle w:val="Compact"/>
+              <w:spacing w:before="0" w:after="0"/>
+              <w:jc w:val="left"/>
+            </w:pPr>
+          </w:p>
+        </w:tc>
+        <w:tc>
+          <w:tcPr>
+            <w:tcW w:w="2198" w:type="dxa"/>
           </w:tcPr>
           <w:p>
             <w:pPr>
@@ -18713,50 +18745,68 @@
         </w:trPr>
         <w:tc>
           <w:tcPr>
-            <w:tcW w:w="3396" w:type="dxa"/>
-          </w:tcPr>
-          <w:p>
-            <w:pPr>
-              <w:pStyle w:val="Compact"/>
-              <w:spacing w:before="0" w:after="0"/>
-              <w:jc w:val="left"/>
-            </w:pPr>
-            <w:r>
-              <w:rPr>
-                <w:rStyle w:val="VerbatimChar"/>
-                <w:sz w:val="17"/>
-              </w:rPr>
-              <w:t xml:space="preserve">PA_PAYER.MEMBER_ID_SYSTEM</w:t>
-            </w:r>
-          </w:p>
-        </w:tc>
-        <w:tc>
-          <w:tcPr>
-            <w:tcW w:w="3953" w:type="dxa"/>
-          </w:tcPr>
-          <w:p>
-            <w:pPr>
-              <w:pStyle w:val="Compact"/>
-              <w:spacing w:before="0" w:after="0"/>
-              <w:jc w:val="left"/>
-            </w:pPr>
-          </w:p>
-        </w:tc>
-        <w:tc>
-          <w:tcPr>
-            <w:tcW w:w="2289" w:type="dxa"/>
-          </w:tcPr>
-          <w:p>
-            <w:pPr>
-              <w:pStyle w:val="Compact"/>
-              <w:spacing w:before="0" w:after="0"/>
-              <w:jc w:val="left"/>
-            </w:pPr>
-            <w:r>
-              <w:rPr>
-                <w:sz w:val="19"/>
-              </w:rPr>
-              <w:t xml:space="preserve">Identifier system of the member id</w:t>
+            <w:tcW w:w="3516" w:type="dxa"/>
+          </w:tcPr>
+          <w:p>
+            <w:pPr>
+              <w:pStyle w:val="Compact"/>
+              <w:spacing w:before="0" w:after="0"/>
+              <w:jc w:val="left"/>
+            </w:pPr>
+            <w:r>
+              <w:rPr>
+                <w:sz w:val="19"/>
+              </w:rPr>
+              <w:t xml:space="preserve">The member id of the patient's insurance (FHIR API,</w:t>
+            </w:r>
+            <w:r>
+              <w:rPr>
+                <w:sz w:val="19"/>
+              </w:rPr>
+              <w:t xml:space="preserve"> </w:t>
+            </w:r>
+            <w:r>
+              <w:rPr>
+                <w:rStyle w:val="VerbatimChar"/>
+                <w:sz w:val="17"/>
+              </w:rPr>
+              <w:t xml:space="preserve">Coverage.subscriberId</w:t>
+            </w:r>
+            <w:r>
+              <w:rPr>
+                <w:sz w:val="19"/>
+              </w:rPr>
+              <w:t xml:space="preserve">)</w:t>
+            </w:r>
+          </w:p>
+        </w:tc>
+        <w:tc>
+          <w:tcPr>
+            <w:tcW w:w="3924" w:type="dxa"/>
+          </w:tcPr>
+          <w:p>
+            <w:pPr>
+              <w:pStyle w:val="Compact"/>
+              <w:spacing w:before="0" w:after="0"/>
+              <w:jc w:val="left"/>
+            </w:pPr>
+          </w:p>
+        </w:tc>
+        <w:tc>
+          <w:tcPr>
+            <w:tcW w:w="2198" w:type="dxa"/>
+          </w:tcPr>
+          <w:p>
+            <w:pPr>
+              <w:pStyle w:val="Compact"/>
+              <w:spacing w:before="0" w:after="0"/>
+              <w:jc w:val="left"/>
+            </w:pPr>
+            <w:r>
+              <w:rPr>
+                <w:sz w:val="19"/>
+              </w:rPr>
+              <w:t xml:space="preserve">The member id in the Coverage</w:t>
             </w:r>
           </w:p>
         </w:tc>
@@ -18767,7 +18817,7 @@
         </w:trPr>
         <w:tc>
           <w:tcPr>
-            <w:tcW w:w="3396" w:type="dxa"/>
+            <w:tcW w:w="3516" w:type="dxa"/>
           </w:tcPr>
           <w:p>
             <w:pPr>
@@ -18786,7 +18836,7 @@
         </w:tc>
         <w:tc>
           <w:tcPr>
-            <w:tcW w:w="3953" w:type="dxa"/>
+            <w:tcW w:w="3924" w:type="dxa"/>
           </w:tcPr>
           <w:p>
             <w:pPr>
@@ -18804,7 +18854,7 @@
         </w:tc>
         <w:tc>
           <w:tcPr>
-            <w:tcW w:w="2289" w:type="dxa"/>
+            <w:tcW w:w="2198" w:type="dxa"/>
           </w:tcPr>
           <w:p>
             <w:pPr>
@@ -18827,7 +18877,7 @@
         </w:trPr>
         <w:tc>
           <w:tcPr>
-            <w:tcW w:w="3396" w:type="dxa"/>
+            <w:tcW w:w="3516" w:type="dxa"/>
           </w:tcPr>
           <w:p>
             <w:pPr>
@@ -18846,7 +18896,7 @@
         </w:tc>
         <w:tc>
           <w:tcPr>
-            <w:tcW w:w="3953" w:type="dxa"/>
+            <w:tcW w:w="3924" w:type="dxa"/>
           </w:tcPr>
           <w:p>
             <w:pPr>
@@ -18865,7 +18915,7 @@
         </w:tc>
         <w:tc>
           <w:tcPr>
-            <w:tcW w:w="2289" w:type="dxa"/>
+            <w:tcW w:w="2198" w:type="dxa"/>
           </w:tcPr>
           <w:p>
             <w:pPr>
@@ -18888,7 +18938,7 @@
         </w:trPr>
         <w:tc>
           <w:tcPr>
-            <w:tcW w:w="3396" w:type="dxa"/>
+            <w:tcW w:w="3516" w:type="dxa"/>
           </w:tcPr>
           <w:p>
             <w:pPr>
@@ -18907,7 +18957,7 @@
         </w:tc>
         <w:tc>
           <w:tcPr>
-            <w:tcW w:w="3953" w:type="dxa"/>
+            <w:tcW w:w="3924" w:type="dxa"/>
           </w:tcPr>
           <w:p>
             <w:pPr>
@@ -18926,7 +18976,7 @@
         </w:tc>
         <w:tc>
           <w:tcPr>
-            <w:tcW w:w="2289" w:type="dxa"/>
+            <w:tcW w:w="2198" w:type="dxa"/>
           </w:tcPr>
           <w:p>
             <w:pPr>
@@ -18962,7 +19012,7 @@
         </w:trPr>
         <w:tc>
           <w:tcPr>
-            <w:tcW w:w="3396" w:type="dxa"/>
+            <w:tcW w:w="3516" w:type="dxa"/>
           </w:tcPr>
           <w:p>
             <w:pPr>
@@ -18981,7 +19031,7 @@
         </w:tc>
         <w:tc>
           <w:tcPr>
-            <w:tcW w:w="3953" w:type="dxa"/>
+            <w:tcW w:w="3924" w:type="dxa"/>
           </w:tcPr>
           <w:p>
             <w:pPr>
@@ -19000,7 +19050,7 @@
         </w:tc>
         <w:tc>
           <w:tcPr>
-            <w:tcW w:w="2289" w:type="dxa"/>
+            <w:tcW w:w="2198" w:type="dxa"/>
           </w:tcPr>
           <w:p>
             <w:pPr>
@@ -19036,7 +19086,7 @@
         </w:trPr>
         <w:tc>
           <w:tcPr>
-            <w:tcW w:w="3396" w:type="dxa"/>
+            <w:tcW w:w="3516" w:type="dxa"/>
           </w:tcPr>
           <w:p>
             <w:pPr>
@@ -19055,7 +19105,7 @@
         </w:tc>
         <w:tc>
           <w:tcPr>
-            <w:tcW w:w="3953" w:type="dxa"/>
+            <w:tcW w:w="3924" w:type="dxa"/>
           </w:tcPr>
           <w:p>
             <w:pPr>
@@ -19073,7 +19123,7 @@
         </w:tc>
         <w:tc>
           <w:tcPr>
-            <w:tcW w:w="2289" w:type="dxa"/>
+            <w:tcW w:w="2198" w:type="dxa"/>
           </w:tcPr>
           <w:p>
             <w:pPr>
@@ -19096,7 +19146,7 @@
         </w:trPr>
         <w:tc>
           <w:tcPr>
-            <w:tcW w:w="3396" w:type="dxa"/>
+            <w:tcW w:w="3516" w:type="dxa"/>
           </w:tcPr>
           <w:p>
             <w:pPr>
@@ -19115,7 +19165,7 @@
         </w:tc>
         <w:tc>
           <w:tcPr>
-            <w:tcW w:w="3953" w:type="dxa"/>
+            <w:tcW w:w="3924" w:type="dxa"/>
           </w:tcPr>
           <w:p>
             <w:pPr>
@@ -19133,7 +19183,7 @@
         </w:tc>
         <w:tc>
           <w:tcPr>
-            <w:tcW w:w="2289" w:type="dxa"/>
+            <w:tcW w:w="2198" w:type="dxa"/>
           </w:tcPr>
           <w:p>
             <w:pPr>
@@ -19182,7 +19232,7 @@
         </w:trPr>
         <w:tc>
           <w:tcPr>
-            <w:tcW w:w="3396" w:type="dxa"/>
+            <w:tcW w:w="3516" w:type="dxa"/>
           </w:tcPr>
           <w:p>
             <w:pPr>
@@ -19201,7 +19251,7 @@
         </w:tc>
         <w:tc>
           <w:tcPr>
-            <w:tcW w:w="3953" w:type="dxa"/>
+            <w:tcW w:w="3924" w:type="dxa"/>
           </w:tcPr>
           <w:p>
             <w:pPr>
@@ -19219,7 +19269,7 @@
         </w:tc>
         <w:tc>
           <w:tcPr>
-            <w:tcW w:w="2289" w:type="dxa"/>
+            <w:tcW w:w="2198" w:type="dxa"/>
           </w:tcPr>
           <w:p>
             <w:pPr>
